--- a/companies/ogilvy/templates/docx/letterhead.docx
+++ b/companies/ogilvy/templates/docx/letterhead.docx
@@ -196,7 +196,7 @@
             <w:jc w:val="left"/>
           </w:pPr>
           <w:r>
-            <w:t xml:space="preserve"/>
+            <w:t xml:space="preserve">C/ Maguá #3, Urb. Los Ríos, Distrito Nacional, República Dominicana</w:t>
           </w:r>
         </w:p>
       </w:tc>
